--- a/UNIUBE-PDI/Conteudo.docx
+++ b/UNIUBE-PDI/Conteudo.docx
@@ -170,6 +170,62 @@
       <w:r>
         <w:t xml:space="preserve">Espaço de cores </w:t>
       </w:r>
+      <w:r>
+        <w:t>(RGB,</w:t>
+      </w:r>
+      <w:r>
+        <w:t xml:space="preserve"> </w:t>
+      </w:r>
+      <w:r>
+        <w:t>HSV,</w:t>
+      </w:r>
+      <w:r>
+        <w:t xml:space="preserve"> </w:t>
+      </w:r>
+      <w:r>
+        <w:t>CMYK,</w:t>
+      </w:r>
+      <w:r>
+        <w:t xml:space="preserve"> </w:t>
+      </w:r>
+      <w:r>
+        <w:t>GY)</w:t>
+      </w:r>
+    </w:p>
+    <w:p>
+      <w:pPr>
+        <w:spacing w:after="0"/>
+        <w:rPr>
+          <w:b/>
+          <w:bCs/>
+        </w:rPr>
+      </w:pPr>
+    </w:p>
+    <w:p>
+      <w:pPr>
+        <w:spacing w:after="0"/>
+      </w:pPr>
+      <w:r>
+        <w:rPr>
+          <w:b/>
+          <w:bCs/>
+        </w:rPr>
+        <w:t>Módulo 2</w:t>
+      </w:r>
+      <w:r>
+        <w:rPr>
+          <w:b/>
+          <w:bCs/>
+        </w:rPr>
+        <w:t>.5</w:t>
+      </w:r>
+      <w:r>
+        <w:rPr>
+          <w:b/>
+          <w:bCs/>
+        </w:rPr>
+        <w:t xml:space="preserve"> – Representação da imagem</w:t>
+      </w:r>
     </w:p>
     <w:p>
       <w:pPr>
@@ -193,6 +249,18 @@
       </w:pPr>
       <w:r>
         <w:t>Interpolação</w:t>
+      </w:r>
+    </w:p>
+    <w:p>
+      <w:pPr>
+        <w:numPr>
+          <w:ilvl w:val="0"/>
+          <w:numId w:val="2"/>
+        </w:numPr>
+        <w:spacing w:after="0"/>
+      </w:pPr>
+      <w:r>
+        <w:t xml:space="preserve">Operações ponto a ponto </w:t>
       </w:r>
     </w:p>
     <w:p>
@@ -226,18 +294,6 @@
         <w:spacing w:after="0"/>
       </w:pPr>
       <w:r>
-        <w:t xml:space="preserve">Operações ponto a ponto </w:t>
-      </w:r>
-    </w:p>
-    <w:p>
-      <w:pPr>
-        <w:numPr>
-          <w:ilvl w:val="0"/>
-          <w:numId w:val="3"/>
-        </w:numPr>
-        <w:spacing w:after="0"/>
-      </w:pPr>
-      <w:r>
         <w:t xml:space="preserve">Histograma </w:t>
       </w:r>
     </w:p>
@@ -319,13 +375,8 @@
         </w:numPr>
         <w:spacing w:after="0"/>
       </w:pPr>
-      <w:proofErr w:type="spellStart"/>
-      <w:r>
-        <w:t>Threshold</w:t>
-      </w:r>
-      <w:proofErr w:type="spellEnd"/>
-      <w:r>
-        <w:t xml:space="preserve"> </w:t>
+      <w:r>
+        <w:t xml:space="preserve">Threshold </w:t>
       </w:r>
     </w:p>
     <w:p>
@@ -360,13 +411,8 @@
         </w:numPr>
         <w:spacing w:after="0"/>
       </w:pPr>
-      <w:proofErr w:type="spellStart"/>
-      <w:r>
-        <w:t>Prewitt</w:t>
-      </w:r>
-      <w:proofErr w:type="spellEnd"/>
-      <w:r>
-        <w:t xml:space="preserve"> </w:t>
+      <w:r>
+        <w:t xml:space="preserve">Prewitt </w:t>
       </w:r>
     </w:p>
     <w:p>
@@ -377,13 +423,8 @@
         </w:numPr>
         <w:spacing w:after="0"/>
       </w:pPr>
-      <w:proofErr w:type="spellStart"/>
-      <w:r>
-        <w:t>Canny</w:t>
-      </w:r>
-      <w:proofErr w:type="spellEnd"/>
-      <w:r>
-        <w:t xml:space="preserve"> </w:t>
+      <w:r>
+        <w:t xml:space="preserve">Canny </w:t>
       </w:r>
     </w:p>
     <w:p>
@@ -476,15 +517,7 @@
         <w:spacing w:after="0"/>
       </w:pPr>
       <w:r>
-        <w:t xml:space="preserve">Fake </w:t>
-      </w:r>
-      <w:proofErr w:type="spellStart"/>
-      <w:r>
-        <w:t>images</w:t>
-      </w:r>
-      <w:proofErr w:type="spellEnd"/>
-      <w:r>
-        <w:t xml:space="preserve"> </w:t>
+        <w:t xml:space="preserve">Fake images </w:t>
       </w:r>
     </w:p>
     <w:p>
@@ -495,13 +528,8 @@
         </w:numPr>
         <w:spacing w:after="0"/>
       </w:pPr>
-      <w:proofErr w:type="spellStart"/>
-      <w:r>
-        <w:t>Deepfakes</w:t>
-      </w:r>
-      <w:proofErr w:type="spellEnd"/>
-      <w:r>
-        <w:t xml:space="preserve"> </w:t>
+      <w:r>
+        <w:t xml:space="preserve">Deepfakes </w:t>
       </w:r>
     </w:p>
     <w:p>
@@ -514,30 +542,6 @@
       </w:pPr>
       <w:r>
         <w:t xml:space="preserve">IA generativa </w:t>
-      </w:r>
-    </w:p>
-    <w:p>
-      <w:pPr>
-        <w:numPr>
-          <w:ilvl w:val="0"/>
-          <w:numId w:val="5"/>
-        </w:numPr>
-        <w:spacing w:after="0"/>
-      </w:pPr>
-      <w:r>
-        <w:t xml:space="preserve">Cadeia de custódia digital </w:t>
-      </w:r>
-    </w:p>
-    <w:p>
-      <w:pPr>
-        <w:numPr>
-          <w:ilvl w:val="0"/>
-          <w:numId w:val="5"/>
-        </w:numPr>
-        <w:spacing w:after="0"/>
-      </w:pPr>
-      <w:r>
-        <w:t xml:space="preserve">Perícia computacional </w:t>
       </w:r>
     </w:p>
     <w:p>

--- a/UNIUBE-PDI/Conteudo.docx
+++ b/UNIUBE-PDI/Conteudo.docx
@@ -224,7 +224,21 @@
           <w:b/>
           <w:bCs/>
         </w:rPr>
-        <w:t xml:space="preserve"> – Representação da imagem</w:t>
+        <w:t xml:space="preserve"> – </w:t>
+      </w:r>
+      <w:r>
+        <w:rPr>
+          <w:b/>
+          <w:bCs/>
+        </w:rPr>
+        <w:t>Manipulação</w:t>
+      </w:r>
+      <w:r>
+        <w:rPr>
+          <w:b/>
+          <w:bCs/>
+        </w:rPr>
+        <w:t xml:space="preserve"> da imagem</w:t>
       </w:r>
     </w:p>
     <w:p>

--- a/UNIUBE-PDI/Conteudo.docx
+++ b/UNIUBE-PDI/Conteudo.docx
@@ -5,6 +5,26 @@
     <w:p>
       <w:pPr>
         <w:spacing w:after="0"/>
+      </w:pPr>
+      <w:r>
+        <w:t>PRIMEIRO</w:t>
+      </w:r>
+      <w:r>
+        <w:t xml:space="preserve"> MOMENTO</w:t>
+      </w:r>
+    </w:p>
+    <w:p>
+      <w:pPr>
+        <w:spacing w:after="0"/>
+        <w:rPr>
+          <w:b/>
+          <w:bCs/>
+        </w:rPr>
+      </w:pPr>
+    </w:p>
+    <w:p>
+      <w:pPr>
+        <w:spacing w:after="0"/>
         <w:rPr>
           <w:b/>
           <w:bCs/>
@@ -166,361 +186,522 @@
           <w:numId w:val="2"/>
         </w:numPr>
         <w:spacing w:after="0"/>
+        <w:rPr>
+          <w:b/>
+          <w:bCs/>
+        </w:rPr>
       </w:pPr>
       <w:r>
         <w:t xml:space="preserve">Espaço de cores </w:t>
       </w:r>
-      <w:r>
-        <w:t>(RGB,</w:t>
-      </w:r>
+    </w:p>
+    <w:p>
+      <w:pPr>
+        <w:spacing w:after="0"/>
+        <w:ind w:left="720"/>
+        <w:rPr>
+          <w:b/>
+          <w:bCs/>
+        </w:rPr>
+      </w:pPr>
+    </w:p>
+    <w:p>
+      <w:pPr>
+        <w:spacing w:after="0"/>
+      </w:pPr>
+      <w:r>
+        <w:rPr>
+          <w:b/>
+          <w:bCs/>
+        </w:rPr>
+        <w:t xml:space="preserve">Módulo </w:t>
+      </w:r>
+      <w:r>
+        <w:rPr>
+          <w:b/>
+          <w:bCs/>
+        </w:rPr>
+        <w:t>3</w:t>
+      </w:r>
+      <w:r>
+        <w:rPr>
+          <w:b/>
+          <w:bCs/>
+        </w:rPr>
+        <w:t xml:space="preserve"> – </w:t>
+      </w:r>
+      <w:r>
+        <w:rPr>
+          <w:b/>
+          <w:bCs/>
+        </w:rPr>
+        <w:t>Manipulação</w:t>
+      </w:r>
+      <w:r>
+        <w:rPr>
+          <w:b/>
+          <w:bCs/>
+        </w:rPr>
+        <w:t xml:space="preserve"> da imagem</w:t>
+      </w:r>
+    </w:p>
+    <w:p>
+      <w:pPr>
+        <w:numPr>
+          <w:ilvl w:val="0"/>
+          <w:numId w:val="2"/>
+        </w:numPr>
+        <w:spacing w:after="0"/>
+      </w:pPr>
+      <w:r>
+        <w:t xml:space="preserve">Transformações geométricas </w:t>
+      </w:r>
+    </w:p>
+    <w:p>
+      <w:pPr>
+        <w:numPr>
+          <w:ilvl w:val="0"/>
+          <w:numId w:val="2"/>
+        </w:numPr>
+        <w:spacing w:after="0"/>
+      </w:pPr>
+      <w:r>
+        <w:t>Interpolação</w:t>
+      </w:r>
+    </w:p>
+    <w:p>
+      <w:pPr>
+        <w:numPr>
+          <w:ilvl w:val="0"/>
+          <w:numId w:val="2"/>
+        </w:numPr>
+        <w:spacing w:after="0"/>
+      </w:pPr>
+      <w:r>
+        <w:t xml:space="preserve">Operações ponto a ponto </w:t>
+      </w:r>
+    </w:p>
+    <w:p>
+      <w:pPr>
+        <w:spacing w:after="0"/>
+        <w:ind w:left="720"/>
+      </w:pPr>
+    </w:p>
+    <w:p>
+      <w:pPr>
+        <w:spacing w:after="0"/>
+        <w:rPr>
+          <w:b/>
+          <w:bCs/>
+        </w:rPr>
+      </w:pPr>
+      <w:r>
+        <w:rPr>
+          <w:b/>
+          <w:bCs/>
+        </w:rPr>
+        <w:t xml:space="preserve">Módulo </w:t>
+      </w:r>
+      <w:r>
+        <w:rPr>
+          <w:b/>
+          <w:bCs/>
+        </w:rPr>
+        <w:t>4</w:t>
+      </w:r>
+      <w:r>
+        <w:rPr>
+          <w:b/>
+          <w:bCs/>
+        </w:rPr>
+        <w:t xml:space="preserve"> – </w:t>
+      </w:r>
+      <w:r>
+        <w:rPr>
+          <w:b/>
+          <w:bCs/>
+        </w:rPr>
+        <w:t>Aprimoramento</w:t>
+      </w:r>
+      <w:r>
+        <w:rPr>
+          <w:b/>
+          <w:bCs/>
+        </w:rPr>
+        <w:t xml:space="preserve"> de imagens</w:t>
+      </w:r>
+    </w:p>
+    <w:p>
+      <w:pPr>
+        <w:numPr>
+          <w:ilvl w:val="0"/>
+          <w:numId w:val="3"/>
+        </w:numPr>
+        <w:spacing w:after="0"/>
+      </w:pPr>
+      <w:r>
+        <w:t xml:space="preserve">Histograma </w:t>
+      </w:r>
+    </w:p>
+    <w:p>
+      <w:pPr>
+        <w:numPr>
+          <w:ilvl w:val="0"/>
+          <w:numId w:val="3"/>
+        </w:numPr>
+        <w:spacing w:after="0"/>
+      </w:pPr>
+      <w:r>
+        <w:t xml:space="preserve">Equalização </w:t>
+      </w:r>
+    </w:p>
+    <w:p>
+      <w:pPr>
+        <w:numPr>
+          <w:ilvl w:val="0"/>
+          <w:numId w:val="3"/>
+        </w:numPr>
+        <w:spacing w:after="0"/>
+      </w:pPr>
+      <w:r>
+        <w:t xml:space="preserve">Ajuste de contraste </w:t>
+      </w:r>
+    </w:p>
+    <w:p>
+      <w:pPr>
+        <w:spacing w:after="0"/>
+        <w:ind w:left="720"/>
+      </w:pPr>
+    </w:p>
+    <w:p>
+      <w:pPr>
+        <w:spacing w:after="0"/>
+      </w:pPr>
+      <w:r>
+        <w:t>SEGUNDO MOMENTO</w:t>
+      </w:r>
+    </w:p>
+    <w:p>
+      <w:pPr>
+        <w:spacing w:after="0"/>
+        <w:ind w:left="720"/>
+      </w:pPr>
+    </w:p>
+    <w:p>
+      <w:pPr>
+        <w:spacing w:after="0"/>
+        <w:rPr>
+          <w:b/>
+          <w:bCs/>
+        </w:rPr>
+      </w:pPr>
+      <w:r>
+        <w:rPr>
+          <w:b/>
+          <w:bCs/>
+        </w:rPr>
+        <w:t xml:space="preserve">Módulo </w:t>
+      </w:r>
+      <w:r>
+        <w:rPr>
+          <w:b/>
+          <w:bCs/>
+        </w:rPr>
+        <w:t>5</w:t>
+      </w:r>
+      <w:r>
+        <w:rPr>
+          <w:b/>
+          <w:bCs/>
+        </w:rPr>
+        <w:t xml:space="preserve"> – </w:t>
+      </w:r>
+      <w:r>
+        <w:rPr>
+          <w:b/>
+          <w:bCs/>
+        </w:rPr>
+        <w:t>Convolução</w:t>
+      </w:r>
+    </w:p>
+    <w:p>
+      <w:pPr>
+        <w:pStyle w:val="PargrafodaLista"/>
+        <w:numPr>
+          <w:ilvl w:val="0"/>
+          <w:numId w:val="6"/>
+        </w:numPr>
+        <w:spacing w:after="0"/>
+      </w:pPr>
+      <w:r>
+        <w:t>Processo de convolução</w:t>
+      </w:r>
+    </w:p>
+    <w:p>
+      <w:pPr>
+        <w:pStyle w:val="PargrafodaLista"/>
+        <w:numPr>
+          <w:ilvl w:val="0"/>
+          <w:numId w:val="6"/>
+        </w:numPr>
+        <w:spacing w:after="0"/>
+      </w:pPr>
+      <w:r>
+        <w:t>Filtros convolucionais</w:t>
+      </w:r>
+    </w:p>
+    <w:p>
+      <w:pPr>
+        <w:pStyle w:val="PargrafodaLista"/>
+        <w:numPr>
+          <w:ilvl w:val="0"/>
+          <w:numId w:val="6"/>
+        </w:numPr>
+        <w:spacing w:after="0"/>
+      </w:pPr>
+      <w:r>
+        <w:t>Remoção de ruídos</w:t>
+      </w:r>
+    </w:p>
+    <w:p>
+      <w:pPr>
+        <w:spacing w:after="0"/>
+      </w:pPr>
+    </w:p>
+    <w:p>
+      <w:pPr>
+        <w:spacing w:after="0"/>
+        <w:rPr>
+          <w:b/>
+          <w:bCs/>
+        </w:rPr>
+      </w:pPr>
+      <w:r>
+        <w:rPr>
+          <w:b/>
+          <w:bCs/>
+        </w:rPr>
+        <w:t xml:space="preserve">Módulo </w:t>
+      </w:r>
+      <w:r>
+        <w:rPr>
+          <w:b/>
+          <w:bCs/>
+        </w:rPr>
+        <w:t>6</w:t>
+      </w:r>
+      <w:r>
+        <w:rPr>
+          <w:b/>
+          <w:bCs/>
+        </w:rPr>
+        <w:t xml:space="preserve"> – Segmentação</w:t>
+      </w:r>
+    </w:p>
+    <w:p>
+      <w:pPr>
+        <w:numPr>
+          <w:ilvl w:val="0"/>
+          <w:numId w:val="4"/>
+        </w:numPr>
+        <w:spacing w:after="0"/>
+      </w:pPr>
+      <w:proofErr w:type="spellStart"/>
+      <w:r>
+        <w:t>Limiarização</w:t>
+      </w:r>
+      <w:proofErr w:type="spellEnd"/>
+    </w:p>
+    <w:p>
+      <w:pPr>
+        <w:numPr>
+          <w:ilvl w:val="0"/>
+          <w:numId w:val="4"/>
+        </w:numPr>
+        <w:spacing w:after="0"/>
+      </w:pPr>
+      <w:r>
+        <w:t xml:space="preserve">Detecção de </w:t>
+      </w:r>
+      <w:r>
+        <w:t xml:space="preserve">Bordas </w:t>
+      </w:r>
+    </w:p>
+    <w:p>
+      <w:pPr>
+        <w:numPr>
+          <w:ilvl w:val="0"/>
+          <w:numId w:val="4"/>
+        </w:numPr>
+        <w:spacing w:after="0"/>
+      </w:pPr>
+      <w:r>
+        <w:t>Filtros de realce</w:t>
+      </w:r>
+    </w:p>
+    <w:p>
+      <w:pPr>
+        <w:spacing w:after="0"/>
+        <w:ind w:left="720"/>
+      </w:pPr>
+    </w:p>
+    <w:p>
+      <w:pPr>
+        <w:spacing w:after="0"/>
+        <w:rPr>
+          <w:b/>
+          <w:bCs/>
+        </w:rPr>
+      </w:pPr>
+      <w:r>
+        <w:rPr>
+          <w:b/>
+          <w:bCs/>
+        </w:rPr>
+        <w:t xml:space="preserve">Módulo </w:t>
+      </w:r>
+      <w:r>
+        <w:rPr>
+          <w:b/>
+          <w:bCs/>
+        </w:rPr>
+        <w:t>7</w:t>
+      </w:r>
+      <w:r>
+        <w:rPr>
+          <w:b/>
+          <w:bCs/>
+        </w:rPr>
+        <w:t xml:space="preserve"> – </w:t>
+      </w:r>
+      <w:r>
+        <w:rPr>
+          <w:b/>
+          <w:bCs/>
+        </w:rPr>
+        <w:t>Morfologia matemática</w:t>
+      </w:r>
+    </w:p>
+    <w:p>
+      <w:pPr>
+        <w:numPr>
+          <w:ilvl w:val="0"/>
+          <w:numId w:val="4"/>
+        </w:numPr>
+        <w:spacing w:after="0"/>
+      </w:pPr>
+      <w:r>
+        <w:t xml:space="preserve">Erosão </w:t>
+      </w:r>
+    </w:p>
+    <w:p>
+      <w:pPr>
+        <w:numPr>
+          <w:ilvl w:val="0"/>
+          <w:numId w:val="4"/>
+        </w:numPr>
+        <w:spacing w:after="0"/>
+      </w:pPr>
+      <w:r>
+        <w:t xml:space="preserve">Dilatação </w:t>
+      </w:r>
+    </w:p>
+    <w:p>
+      <w:pPr>
+        <w:numPr>
+          <w:ilvl w:val="0"/>
+          <w:numId w:val="4"/>
+        </w:numPr>
+        <w:spacing w:after="0"/>
+      </w:pPr>
+      <w:r>
+        <w:t xml:space="preserve">Abertura </w:t>
+      </w:r>
+    </w:p>
+    <w:p>
+      <w:pPr>
+        <w:numPr>
+          <w:ilvl w:val="0"/>
+          <w:numId w:val="4"/>
+        </w:numPr>
+        <w:spacing w:after="0"/>
+      </w:pPr>
+      <w:r>
+        <w:t xml:space="preserve">Fechamento </w:t>
+      </w:r>
+    </w:p>
+    <w:p>
+      <w:pPr>
+        <w:spacing w:after="0"/>
+        <w:ind w:left="720"/>
+      </w:pPr>
+    </w:p>
+    <w:p>
+      <w:pPr>
+        <w:spacing w:after="0"/>
+        <w:rPr>
+          <w:b/>
+          <w:bCs/>
+        </w:rPr>
+      </w:pPr>
+      <w:r>
+        <w:rPr>
+          <w:b/>
+          <w:bCs/>
+        </w:rPr>
+        <w:t xml:space="preserve">Módulo </w:t>
+      </w:r>
+      <w:r>
+        <w:rPr>
+          <w:b/>
+          <w:bCs/>
+        </w:rPr>
+        <w:t>8</w:t>
+      </w:r>
+      <w:r>
+        <w:rPr>
+          <w:b/>
+          <w:bCs/>
+        </w:rPr>
+        <w:t xml:space="preserve"> – Aspectos atuais</w:t>
+      </w:r>
+    </w:p>
+    <w:p>
+      <w:pPr>
+        <w:numPr>
+          <w:ilvl w:val="0"/>
+          <w:numId w:val="5"/>
+        </w:numPr>
+        <w:spacing w:after="0"/>
+      </w:pPr>
+      <w:r>
+        <w:t xml:space="preserve">Fake </w:t>
+      </w:r>
+      <w:proofErr w:type="spellStart"/>
+      <w:r>
+        <w:t>images</w:t>
+      </w:r>
+      <w:proofErr w:type="spellEnd"/>
       <w:r>
         <w:t xml:space="preserve"> </w:t>
       </w:r>
-      <w:r>
-        <w:t>HSV,</w:t>
-      </w:r>
+    </w:p>
+    <w:p>
+      <w:pPr>
+        <w:numPr>
+          <w:ilvl w:val="0"/>
+          <w:numId w:val="5"/>
+        </w:numPr>
+        <w:spacing w:after="0"/>
+      </w:pPr>
+      <w:proofErr w:type="spellStart"/>
+      <w:r>
+        <w:t>Deepfakes</w:t>
+      </w:r>
+      <w:proofErr w:type="spellEnd"/>
       <w:r>
         <w:t xml:space="preserve"> </w:t>
       </w:r>
-      <w:r>
-        <w:t>CMYK,</w:t>
-      </w:r>
-      <w:r>
-        <w:t xml:space="preserve"> </w:t>
-      </w:r>
-      <w:r>
-        <w:t>GY)</w:t>
-      </w:r>
-    </w:p>
-    <w:p>
-      <w:pPr>
-        <w:spacing w:after="0"/>
-        <w:rPr>
-          <w:b/>
-          <w:bCs/>
-        </w:rPr>
-      </w:pPr>
-    </w:p>
-    <w:p>
-      <w:pPr>
-        <w:spacing w:after="0"/>
-      </w:pPr>
-      <w:r>
-        <w:rPr>
-          <w:b/>
-          <w:bCs/>
-        </w:rPr>
-        <w:t>Módulo 2</w:t>
-      </w:r>
-      <w:r>
-        <w:rPr>
-          <w:b/>
-          <w:bCs/>
-        </w:rPr>
-        <w:t>.5</w:t>
-      </w:r>
-      <w:r>
-        <w:rPr>
-          <w:b/>
-          <w:bCs/>
-        </w:rPr>
-        <w:t xml:space="preserve"> – </w:t>
-      </w:r>
-      <w:r>
-        <w:rPr>
-          <w:b/>
-          <w:bCs/>
-        </w:rPr>
-        <w:t>Manipulação</w:t>
-      </w:r>
-      <w:r>
-        <w:rPr>
-          <w:b/>
-          <w:bCs/>
-        </w:rPr>
-        <w:t xml:space="preserve"> da imagem</w:t>
-      </w:r>
-    </w:p>
-    <w:p>
-      <w:pPr>
-        <w:numPr>
-          <w:ilvl w:val="0"/>
-          <w:numId w:val="2"/>
-        </w:numPr>
-        <w:spacing w:after="0"/>
-      </w:pPr>
-      <w:r>
-        <w:t xml:space="preserve">Transformações geométricas </w:t>
-      </w:r>
-    </w:p>
-    <w:p>
-      <w:pPr>
-        <w:numPr>
-          <w:ilvl w:val="0"/>
-          <w:numId w:val="2"/>
-        </w:numPr>
-        <w:spacing w:after="0"/>
-      </w:pPr>
-      <w:r>
-        <w:t>Interpolação</w:t>
-      </w:r>
-    </w:p>
-    <w:p>
-      <w:pPr>
-        <w:numPr>
-          <w:ilvl w:val="0"/>
-          <w:numId w:val="2"/>
-        </w:numPr>
-        <w:spacing w:after="0"/>
-      </w:pPr>
-      <w:r>
-        <w:t xml:space="preserve">Operações ponto a ponto </w:t>
-      </w:r>
-    </w:p>
-    <w:p>
-      <w:pPr>
-        <w:spacing w:after="0"/>
-        <w:ind w:left="720"/>
-      </w:pPr>
-    </w:p>
-    <w:p>
-      <w:pPr>
-        <w:spacing w:after="0"/>
-        <w:rPr>
-          <w:b/>
-          <w:bCs/>
-        </w:rPr>
-      </w:pPr>
-      <w:r>
-        <w:rPr>
-          <w:b/>
-          <w:bCs/>
-        </w:rPr>
-        <w:t>Módulo 3 – Melhoramento de imagens</w:t>
-      </w:r>
-    </w:p>
-    <w:p>
-      <w:pPr>
-        <w:numPr>
-          <w:ilvl w:val="0"/>
-          <w:numId w:val="3"/>
-        </w:numPr>
-        <w:spacing w:after="0"/>
-      </w:pPr>
-      <w:r>
-        <w:t xml:space="preserve">Histograma </w:t>
-      </w:r>
-    </w:p>
-    <w:p>
-      <w:pPr>
-        <w:numPr>
-          <w:ilvl w:val="0"/>
-          <w:numId w:val="3"/>
-        </w:numPr>
-        <w:spacing w:after="0"/>
-      </w:pPr>
-      <w:r>
-        <w:t xml:space="preserve">Equalização </w:t>
-      </w:r>
-    </w:p>
-    <w:p>
-      <w:pPr>
-        <w:numPr>
-          <w:ilvl w:val="0"/>
-          <w:numId w:val="3"/>
-        </w:numPr>
-        <w:spacing w:after="0"/>
-      </w:pPr>
-      <w:r>
-        <w:t xml:space="preserve">Ajuste de contraste </w:t>
-      </w:r>
-    </w:p>
-    <w:p>
-      <w:pPr>
-        <w:numPr>
-          <w:ilvl w:val="0"/>
-          <w:numId w:val="3"/>
-        </w:numPr>
-        <w:spacing w:after="0"/>
-      </w:pPr>
-      <w:r>
-        <w:t xml:space="preserve">Filtros </w:t>
-      </w:r>
-    </w:p>
-    <w:p>
-      <w:pPr>
-        <w:numPr>
-          <w:ilvl w:val="0"/>
-          <w:numId w:val="3"/>
-        </w:numPr>
-        <w:spacing w:after="0"/>
-      </w:pPr>
-      <w:r>
-        <w:t xml:space="preserve">Remoção de ruído </w:t>
-      </w:r>
-    </w:p>
-    <w:p>
-      <w:pPr>
-        <w:spacing w:after="0"/>
-        <w:ind w:left="720"/>
-      </w:pPr>
-    </w:p>
-    <w:p>
-      <w:pPr>
-        <w:spacing w:after="0"/>
-        <w:rPr>
-          <w:b/>
-          <w:bCs/>
-        </w:rPr>
-      </w:pPr>
-      <w:r>
-        <w:rPr>
-          <w:b/>
-          <w:bCs/>
-        </w:rPr>
-        <w:t>Módulo 4 – Segmentação</w:t>
-      </w:r>
-    </w:p>
-    <w:p>
-      <w:pPr>
-        <w:numPr>
-          <w:ilvl w:val="0"/>
-          <w:numId w:val="4"/>
-        </w:numPr>
-        <w:spacing w:after="0"/>
-      </w:pPr>
-      <w:r>
-        <w:t xml:space="preserve">Threshold </w:t>
-      </w:r>
-    </w:p>
-    <w:p>
-      <w:pPr>
-        <w:numPr>
-          <w:ilvl w:val="0"/>
-          <w:numId w:val="4"/>
-        </w:numPr>
-        <w:spacing w:after="0"/>
-      </w:pPr>
-      <w:r>
-        <w:t xml:space="preserve">Bordas </w:t>
-      </w:r>
-    </w:p>
-    <w:p>
-      <w:pPr>
-        <w:numPr>
-          <w:ilvl w:val="0"/>
-          <w:numId w:val="4"/>
-        </w:numPr>
-        <w:spacing w:after="0"/>
-      </w:pPr>
-      <w:r>
-        <w:t xml:space="preserve">Sobel </w:t>
-      </w:r>
-    </w:p>
-    <w:p>
-      <w:pPr>
-        <w:numPr>
-          <w:ilvl w:val="0"/>
-          <w:numId w:val="4"/>
-        </w:numPr>
-        <w:spacing w:after="0"/>
-      </w:pPr>
-      <w:r>
-        <w:t xml:space="preserve">Prewitt </w:t>
-      </w:r>
-    </w:p>
-    <w:p>
-      <w:pPr>
-        <w:numPr>
-          <w:ilvl w:val="0"/>
-          <w:numId w:val="4"/>
-        </w:numPr>
-        <w:spacing w:after="0"/>
-      </w:pPr>
-      <w:r>
-        <w:t xml:space="preserve">Canny </w:t>
-      </w:r>
-    </w:p>
-    <w:p>
-      <w:pPr>
-        <w:numPr>
-          <w:ilvl w:val="0"/>
-          <w:numId w:val="4"/>
-        </w:numPr>
-        <w:spacing w:after="0"/>
-      </w:pPr>
-      <w:r>
-        <w:t xml:space="preserve">Morfologia matemática </w:t>
-      </w:r>
-    </w:p>
-    <w:p>
-      <w:pPr>
-        <w:numPr>
-          <w:ilvl w:val="0"/>
-          <w:numId w:val="4"/>
-        </w:numPr>
-        <w:spacing w:after="0"/>
-      </w:pPr>
-      <w:r>
-        <w:t xml:space="preserve">Erosão </w:t>
-      </w:r>
-    </w:p>
-    <w:p>
-      <w:pPr>
-        <w:numPr>
-          <w:ilvl w:val="0"/>
-          <w:numId w:val="4"/>
-        </w:numPr>
-        <w:spacing w:after="0"/>
-      </w:pPr>
-      <w:r>
-        <w:t xml:space="preserve">Dilatação </w:t>
-      </w:r>
-    </w:p>
-    <w:p>
-      <w:pPr>
-        <w:numPr>
-          <w:ilvl w:val="0"/>
-          <w:numId w:val="4"/>
-        </w:numPr>
-        <w:spacing w:after="0"/>
-      </w:pPr>
-      <w:r>
-        <w:t xml:space="preserve">Abertura </w:t>
-      </w:r>
-    </w:p>
-    <w:p>
-      <w:pPr>
-        <w:numPr>
-          <w:ilvl w:val="0"/>
-          <w:numId w:val="4"/>
-        </w:numPr>
-        <w:spacing w:after="0"/>
-      </w:pPr>
-      <w:r>
-        <w:t xml:space="preserve">Fechamento </w:t>
-      </w:r>
-    </w:p>
-    <w:p>
-      <w:pPr>
-        <w:spacing w:after="0"/>
-      </w:pPr>
-    </w:p>
-    <w:p>
-      <w:pPr>
-        <w:spacing w:after="0"/>
-        <w:rPr>
-          <w:b/>
-          <w:bCs/>
-        </w:rPr>
-      </w:pPr>
-      <w:r>
-        <w:rPr>
-          <w:b/>
-          <w:bCs/>
-        </w:rPr>
-        <w:t>Módulo 5 – Aspectos atuais</w:t>
-      </w:r>
     </w:p>
     <w:p>
       <w:pPr>
@@ -531,7 +712,7 @@
         <w:spacing w:after="0"/>
       </w:pPr>
       <w:r>
-        <w:t xml:space="preserve">Fake images </w:t>
+        <w:t xml:space="preserve">IA generativa </w:t>
       </w:r>
     </w:p>
     <w:p>
@@ -543,35 +724,22 @@
         <w:spacing w:after="0"/>
       </w:pPr>
       <w:r>
-        <w:t xml:space="preserve">Deepfakes </w:t>
-      </w:r>
-    </w:p>
-    <w:p>
-      <w:pPr>
-        <w:numPr>
-          <w:ilvl w:val="0"/>
-          <w:numId w:val="5"/>
-        </w:numPr>
-        <w:spacing w:after="0"/>
-      </w:pPr>
-      <w:r>
-        <w:t xml:space="preserve">IA generativa </w:t>
-      </w:r>
-    </w:p>
-    <w:p>
-      <w:pPr>
-        <w:numPr>
-          <w:ilvl w:val="0"/>
-          <w:numId w:val="5"/>
-        </w:numPr>
-        <w:spacing w:after="0"/>
-      </w:pPr>
-      <w:r>
         <w:t>Questões éticas</w:t>
       </w:r>
+    </w:p>
+    <w:p>
+      <w:pPr>
+        <w:sectPr>
+          <w:pgSz w:w="11906" w:h="16838"/>
+          <w:pgMar w:top="1417" w:right="1701" w:bottom="1417" w:left="1701" w:header="708" w:footer="708" w:gutter="0"/>
+          <w:cols w:num="2" w:space="708"/>
+          <w:docGrid w:linePitch="360"/>
+        </w:sectPr>
+      </w:pPr>
     </w:p>
     <w:p/>
     <w:sectPr>
+      <w:type w:val="continuous"/>
       <w:pgSz w:w="11906" w:h="16838"/>
       <w:pgMar w:top="1417" w:right="1701" w:bottom="1417" w:left="1701" w:header="708" w:footer="708" w:gutter="0"/>
       <w:cols w:space="708"/>
@@ -1180,6 +1348,119 @@
     </w:lvl>
   </w:abstractNum>
   <w:abstractNum w:abstractNumId="4" w15:restartNumberingAfterBreak="0">
+    <w:nsid w:val="530C3825"/>
+    <w:multiLevelType w:val="hybridMultilevel"/>
+    <w:tmpl w:val="547C7DFC"/>
+    <w:lvl w:ilvl="0" w:tplc="04160001">
+      <w:start w:val="1"/>
+      <w:numFmt w:val="bullet"/>
+      <w:lvlText w:val=""/>
+      <w:lvlJc w:val="left"/>
+      <w:pPr>
+        <w:ind w:left="720" w:hanging="360"/>
+      </w:pPr>
+      <w:rPr>
+        <w:rFonts w:ascii="Symbol" w:hAnsi="Symbol" w:hint="default"/>
+      </w:rPr>
+    </w:lvl>
+    <w:lvl w:ilvl="1" w:tplc="04160003" w:tentative="1">
+      <w:start w:val="1"/>
+      <w:numFmt w:val="bullet"/>
+      <w:lvlText w:val="o"/>
+      <w:lvlJc w:val="left"/>
+      <w:pPr>
+        <w:ind w:left="1440" w:hanging="360"/>
+      </w:pPr>
+      <w:rPr>
+        <w:rFonts w:ascii="Courier New" w:hAnsi="Courier New" w:cs="Courier New" w:hint="default"/>
+      </w:rPr>
+    </w:lvl>
+    <w:lvl w:ilvl="2" w:tplc="04160005" w:tentative="1">
+      <w:start w:val="1"/>
+      <w:numFmt w:val="bullet"/>
+      <w:lvlText w:val=""/>
+      <w:lvlJc w:val="left"/>
+      <w:pPr>
+        <w:ind w:left="2160" w:hanging="360"/>
+      </w:pPr>
+      <w:rPr>
+        <w:rFonts w:ascii="Wingdings" w:hAnsi="Wingdings" w:hint="default"/>
+      </w:rPr>
+    </w:lvl>
+    <w:lvl w:ilvl="3" w:tplc="04160001" w:tentative="1">
+      <w:start w:val="1"/>
+      <w:numFmt w:val="bullet"/>
+      <w:lvlText w:val=""/>
+      <w:lvlJc w:val="left"/>
+      <w:pPr>
+        <w:ind w:left="2880" w:hanging="360"/>
+      </w:pPr>
+      <w:rPr>
+        <w:rFonts w:ascii="Symbol" w:hAnsi="Symbol" w:hint="default"/>
+      </w:rPr>
+    </w:lvl>
+    <w:lvl w:ilvl="4" w:tplc="04160003" w:tentative="1">
+      <w:start w:val="1"/>
+      <w:numFmt w:val="bullet"/>
+      <w:lvlText w:val="o"/>
+      <w:lvlJc w:val="left"/>
+      <w:pPr>
+        <w:ind w:left="3600" w:hanging="360"/>
+      </w:pPr>
+      <w:rPr>
+        <w:rFonts w:ascii="Courier New" w:hAnsi="Courier New" w:cs="Courier New" w:hint="default"/>
+      </w:rPr>
+    </w:lvl>
+    <w:lvl w:ilvl="5" w:tplc="04160005" w:tentative="1">
+      <w:start w:val="1"/>
+      <w:numFmt w:val="bullet"/>
+      <w:lvlText w:val=""/>
+      <w:lvlJc w:val="left"/>
+      <w:pPr>
+        <w:ind w:left="4320" w:hanging="360"/>
+      </w:pPr>
+      <w:rPr>
+        <w:rFonts w:ascii="Wingdings" w:hAnsi="Wingdings" w:hint="default"/>
+      </w:rPr>
+    </w:lvl>
+    <w:lvl w:ilvl="6" w:tplc="04160001" w:tentative="1">
+      <w:start w:val="1"/>
+      <w:numFmt w:val="bullet"/>
+      <w:lvlText w:val=""/>
+      <w:lvlJc w:val="left"/>
+      <w:pPr>
+        <w:ind w:left="5040" w:hanging="360"/>
+      </w:pPr>
+      <w:rPr>
+        <w:rFonts w:ascii="Symbol" w:hAnsi="Symbol" w:hint="default"/>
+      </w:rPr>
+    </w:lvl>
+    <w:lvl w:ilvl="7" w:tplc="04160003" w:tentative="1">
+      <w:start w:val="1"/>
+      <w:numFmt w:val="bullet"/>
+      <w:lvlText w:val="o"/>
+      <w:lvlJc w:val="left"/>
+      <w:pPr>
+        <w:ind w:left="5760" w:hanging="360"/>
+      </w:pPr>
+      <w:rPr>
+        <w:rFonts w:ascii="Courier New" w:hAnsi="Courier New" w:cs="Courier New" w:hint="default"/>
+      </w:rPr>
+    </w:lvl>
+    <w:lvl w:ilvl="8" w:tplc="04160005" w:tentative="1">
+      <w:start w:val="1"/>
+      <w:numFmt w:val="bullet"/>
+      <w:lvlText w:val=""/>
+      <w:lvlJc w:val="left"/>
+      <w:pPr>
+        <w:ind w:left="6480" w:hanging="360"/>
+      </w:pPr>
+      <w:rPr>
+        <w:rFonts w:ascii="Wingdings" w:hAnsi="Wingdings" w:hint="default"/>
+      </w:rPr>
+    </w:lvl>
+  </w:abstractNum>
+  <w:abstractNum w:abstractNumId="5" w15:restartNumberingAfterBreak="0">
     <w:nsid w:val="58B02565"/>
     <w:multiLevelType w:val="multilevel"/>
     <w:tmpl w:val="86A2901A"/>
@@ -1332,7 +1613,7 @@
     <w:abstractNumId w:val="2"/>
   </w:num>
   <w:num w:numId="2" w16cid:durableId="1880389261">
-    <w:abstractNumId w:val="4"/>
+    <w:abstractNumId w:val="5"/>
   </w:num>
   <w:num w:numId="3" w16cid:durableId="915935877">
     <w:abstractNumId w:val="3"/>
@@ -1342,6 +1623,9 @@
   </w:num>
   <w:num w:numId="5" w16cid:durableId="1285429636">
     <w:abstractNumId w:val="0"/>
+  </w:num>
+  <w:num w:numId="6" w16cid:durableId="394624387">
+    <w:abstractNumId w:val="4"/>
   </w:num>
 </w:numbering>
 </file>
